--- a/candidatures/02_Dossiers/01_PAM_Communication_Assistant_Cotonou/Lettre_Motivation_GNACADJA_PAM_Communication_Assistant.docx
+++ b/candidatures/02_Dossiers/01_PAM_Communication_Assistant_Cotonou/Lettre_Motivation_GNACADJA_PAM_Communication_Assistant.docx
@@ -185,7 +185,7 @@
           <w:b w:val="0"/>
           <w:i w:val="0"/>
         </w:rPr>
-        <w:t>Je ne présente pas un parcours de communicante confirmée. Je présente deux formations qui se complètent : un Master en nutrition et santé des populations à l'IRSP de Ouidah, complété par un Diplôme universitaire en éducation nutritionnelle pour l'Afrique francophone, et une formation en graphisme. À cela s'ajoute une pratique régulière de la restitution : trois analyses de situation menées en zone sanitaire — au Littoral, dans la zone ADD et à Abomey-Calavi/So-Ava — où j'ai collecté les données, conduit les entretiens, analysé les indicateurs et rédigé les rapports présentés aux équipes.</w:t>
+        <w:t>Je ne présente pas un parcours de communicante confirmée en agence. Je présente deux formations qui se complètent : un Master en nutrition et santé des populations à l'IRSP de Ouidah, complété par un Diplôme universitaire en éducation nutritionnelle pour l'Afrique francophone, et une formation en graphisme sanctionnée par des réalisations institutionnelles. À cela s'ajoute une pratique régulière de la restitution : trois analyses de situation menées en zone sanitaire — au Littoral, dans la zone ADD et à Abomey-Calavi/So-Ava — où j'ai collecté les données, conduit les entretiens, analysé les indicateurs et rédigé les rapports présentés aux équipes.</w:t>
       </w:r>
     </w:p>
     <w:p>
@@ -235,7 +235,7 @@
           <w:b w:val="0"/>
           <w:i w:val="0"/>
         </w:rPr>
-        <w:t xml:space="preserve"> Je conçois sous Canva des affiches, posters et supports de sensibilisation, et je mets en forme des rapports et des présentations professionnelles. Je suis également à l'aise avec la production documentaire rigoureuse : à l'URMAPHA, j'ai tenu des archives, rédigé des courriers, préparé des rapports d'activité et documenté des procédures qualité.</w:t>
+        <w:t xml:space="preserve"> Je suis graphiste, et ce n'est pas un passe-temps : j'ai conçu le logo du Benin Science Leadership Program à l'Université d'Abomey-Calavi, ainsi que la série d'attestations du projet MINNAGAN financé par l'Union européenne — un programme réunissant l'Université d'Abomey-Calavi, l'UNSTIM, l'Université de Parakou, l'Université de Helsinki et le ministère de la Santé. J'ai également réalisé l'étiquette du charbon actif PolFFree-AC mis au point par l'URMAPHA pour l'élimination des polluants de l'eau. Ces travaux sont réunis dans un portfolio que je tiens à votre disposition. À l'URMAPHA, j'ai par ailleurs tenu des archives, rédigé des courriers, préparé des rapports d'activité et documenté des procédures qualité.</w:t>
       </w:r>
     </w:p>
     <w:p>
